--- a/Final Paper/semantic_drift_paper.docx
+++ b/Final Paper/semantic_drift_paper.docx
@@ -32,6 +32,10 @@
         <w:t xml:space="preserve"> </w:t>
       </w:r>
       <w:r>
+        <w:rPr>
+          <w:i/>
+          <w:iCs/>
+        </w:rPr>
         <w:t xml:space="preserve">University of Kelaniya</w:t>
       </w:r>
       <w:r>
